--- a/(e)CRF/Per nummer/45_Gezondheidseconomisch dagboek.docx
+++ b/(e)CRF/Per nummer/45_Gezondheidseconomisch dagboek.docx
@@ -209,7 +209,7 @@
           <w:color w:val="59636E"/>
           <w:sz w:val="18"/>
         </w:rPr>
-        <w:t>Vanaf nu hoeft u alleen nog veranderingen te noteren, in dagboekje 45a.</w:t>
+        <w:t>Vanaf nu hoeft u alleen nog veranderingen te noteren. Tot maand 3 gebeurt dat in dagboekje 45a, voor de andere kosten; veranderingen aan uw medicatie noteert u vanaf maand 3 in dagboekje 45b.</w:t>
       </w:r>
     </w:p>
     <w:tbl>
